--- a/docs/guides/share-data-with-global-risk-guide.docx
+++ b/docs/guides/share-data-with-global-risk-guide.docx
@@ -2470,7 +2470,7 @@
                 <w:sz w:val="19"/>
                 <w:szCs w:val="19"/>
               </w:rPr>
-              <w:t xml:space="preserve">01, 02, 03, HOLD</w:t>
+              <w:t xml:space="preserve">01, 02, 03, 07</w:t>
             </w:r>
           </w:p>
         </w:tc>
@@ -2553,7 +2553,7 @@
                 <w:sz w:val="19"/>
                 <w:szCs w:val="19"/>
               </w:rPr>
-              <w:t xml:space="preserve">04, 06</w:t>
+              <w:t xml:space="preserve">04, 06, 08, 09, 10</w:t>
             </w:r>
           </w:p>
         </w:tc>
@@ -6026,7 +6026,7 @@
         <w:pStyle w:val="Heading1"/>
       </w:pPr>
       <w:r>
-        <w:t xml:space="preserve">The HOLD folder</w:t>
+        <w:t xml:space="preserve">Folder 07 duplicate gate</w:t>
       </w:r>
     </w:p>
     <w:p>
@@ -6040,10 +6040,10 @@
           <w:sz w:val="19"/>
           <w:szCs w:val="19"/>
         </w:rPr>
-        <w:t xml:space="preserve">HOLD_evacuation_centres_until_test_layer_withdrawn</w:t>
-      </w:r>
-      <w:r>
-        <w:t xml:space="preserve"> contains the same 10,303 evacuation centres as an older test layer, </w:t>
+        <w:t xml:space="preserve">07_evacuation_centres</w:t>
+      </w:r>
+      <w:r>
+        <w:t xml:space="preserve"> is ready for an isolated development foundation, but it contains the same 10,303 evacuation centres as the older Global Risk test layer </w:t>
       </w:r>
       <w:r>
         <w:rPr>
@@ -6077,7 +6077,15 @@
         <w:t xml:space="preserve">The GRP page will not stop you</w:t>
       </w:r>
       <w:r>
-        <w:t xml:space="preserve">: the names differ, so its name guard lets it through. Sending it now would make every Global Risk answer count every centre twice. Wait until the GRP team confirms that the old layer is withdrawn.</w:t>
+        <w:t xml:space="preserve">: the names differ, so its name guard lets it through. Before a public contribution, confirm that the old layer is withdrawn or Global Risk answers may count every centre twice.</w:t>
+      </w:r>
+    </w:p>
+    <w:p>
+      <w:pPr>
+        <w:spacing w:after="120"/>
+      </w:pPr>
+      <w:r>
+        <w:t xml:space="preserve">Folders 08–10 are separate source indicators, not vulnerable-person counts. Their manifests are reusable after source meaning, licence and vintage are confirmed. Do not create a weights contribution merely to make them affect risk levels.</w:t>
       </w:r>
     </w:p>
     <w:p>
@@ -17534,7 +17542,7 @@
         <w:sz w:val="16"/>
         <w:szCs w:val="16"/>
       </w:rPr>
-      <w:t xml:space="preserve">Share data with Global Risk · page </w:t>
+      <w:t xml:space="preserve">Share data with Global Risk: step-by-step guide · page </w:t>
     </w:r>
     <w:r>
       <w:rPr>
@@ -17836,6 +17844,21 @@
   <w:style w:type="paragraph" w:styleId="Normal" w:default="1">
     <w:name w:val="Normal"/>
     <w:qFormat/>
+  </w:style>
+  <w:style w:type="table" w:styleId="TableNormal" w:default="true">
+    <w:name w:val="Normal Table"/>
+    <w:uiPriority w:val="99"/>
+    <w:semiHidden/>
+    <w:unhideWhenUsed/>
+    <w:tblPr>
+      <w:tblInd w:type="dxa" w:w="0"/>
+      <w:tblCellMar>
+        <w:top w:type="dxa" w:w="0"/>
+        <w:left w:type="dxa" w:w="108"/>
+        <w:bottom w:type="dxa" w:w="0"/>
+        <w:right w:type="dxa" w:w="108"/>
+      </w:tblCellMar>
+    </w:tblPr>
   </w:style>
   <w:style w:type="paragraph" w:styleId="Heading3">
     <w:name w:val="Heading 3"/>
